--- a/assets/templates/facture_fr.docx
+++ b/assets/templates/facture_fr.docx
@@ -510,7 +510,7 @@
       </w:tr>
       <w:tr>
         <w:trPr>
-          <w:trHeight w:val="408" w:hRule="exact"/>
+          <w:trHeight w:val="408" w:hRule="atLeast"/>
         </w:trPr>
         <w:tc>
           <w:tcPr>
@@ -580,19 +580,41 @@
               <w:rPr>
                 <w:rFonts w:ascii="Aptos" w:hAnsi="Aptos"/>
                 <w:b/>
-                <w:color w:val="082E67"/>
                 <w:sz w:val="20"/>
               </w:rPr>
-              <w:t>Poids brut :          ICE :</w:t>
+              <w:t xml:space="preserve">Poids brut :          </w:t>
             </w:r>
             <w:r>
               <w:rPr>
                 <w:rFonts w:ascii="Aptos" w:hAnsi="Aptos"/>
                 <w:b w:val="0"/>
-                <w:color w:val="537AA8"/>
                 <w:sz w:val="20"/>
               </w:rPr>
-              <w:t xml:space="preserve">   {weightIce}</w:t>
+              <w:t>{weightKg}</w:t>
+            </w:r>
+            <w:r>
+              <w:rPr>
+                <w:rFonts w:ascii="Aptos" w:hAnsi="Aptos"/>
+                <w:b w:val="0"/>
+                <w:sz w:val="20"/>
+              </w:rPr>
+              <w:t xml:space="preserve"> kg     </w:t>
+            </w:r>
+            <w:r>
+              <w:rPr>
+                <w:rFonts w:ascii="Aptos" w:hAnsi="Aptos"/>
+                <w:b/>
+                <w:sz w:val="20"/>
+              </w:rPr>
+              <w:t xml:space="preserve">ICE :   </w:t>
+            </w:r>
+            <w:r>
+              <w:rPr>
+                <w:rFonts w:ascii="Aptos" w:hAnsi="Aptos"/>
+                <w:b w:val="0"/>
+                <w:sz w:val="20"/>
+              </w:rPr>
+              <w:t>{ice}</w:t>
             </w:r>
           </w:p>
         </w:tc>
@@ -791,25 +813,11 @@
               <w:right w:val="single" w:sz="5" w:color="A8C4E6"/>
             </w:tcBorders>
           </w:tcPr>
-          <w:p/>
-        </w:tc>
-        <w:tc>
-          <w:tcPr>
-            <w:tcW w:type="dxa" w:w="2749"/>
-            <w:tcMar>
-              <w:top w:w="60" w:type="dxa"/>
-              <w:start w:w="80" w:type="dxa"/>
-              <w:bottom w:w="60" w:type="dxa"/>
-              <w:end w:w="80" w:type="dxa"/>
-            </w:tcMar>
-            <w:tcBorders>
-              <w:top w:val="single" w:sz="5" w:color="A8C4E6"/>
-              <w:left w:val="single" w:sz="5" w:color="A8C4E6"/>
-              <w:bottom w:val="single" w:sz="5" w:color="A8C4E6"/>
-              <w:right w:val="single" w:sz="5" w:color="A8C4E6"/>
-            </w:tcBorders>
-          </w:tcPr>
-          <w:p/>
+          <w:p>
+            <w:r>
+              <w:t>{qte}</w:t>
+            </w:r>
+          </w:p>
         </w:tc>
         <w:tc>
           <w:tcPr>
@@ -829,7 +837,29 @@
           </w:tcPr>
           <w:p>
             <w:r>
-              <w:t>{amountHT} DHS</w:t>
+              <w:t>{taxable}</w:t>
+            </w:r>
+          </w:p>
+        </w:tc>
+        <w:tc>
+          <w:tcPr>
+            <w:tcW w:type="dxa" w:w="2749"/>
+            <w:tcMar>
+              <w:top w:w="60" w:type="dxa"/>
+              <w:start w:w="80" w:type="dxa"/>
+              <w:bottom w:w="60" w:type="dxa"/>
+              <w:end w:w="80" w:type="dxa"/>
+            </w:tcMar>
+            <w:tcBorders>
+              <w:top w:val="single" w:sz="5" w:color="A8C4E6"/>
+              <w:left w:val="single" w:sz="5" w:color="A8C4E6"/>
+              <w:bottom w:val="single" w:sz="5" w:color="A8C4E6"/>
+              <w:right w:val="single" w:sz="5" w:color="A8C4E6"/>
+            </w:tcBorders>
+          </w:tcPr>
+          <w:p>
+            <w:r>
+              <w:t>{nonTaxable}</w:t>
             </w:r>
           </w:p>
         </w:tc>

--- a/assets/templates/facture_fr.docx
+++ b/assets/templates/facture_fr.docx
@@ -837,7 +837,7 @@
           </w:tcPr>
           <w:p>
             <w:r>
-              <w:t>{taxable}</w:t>
+              <w:t>{lineTaxable}</w:t>
             </w:r>
           </w:p>
         </w:tc>
@@ -859,7 +859,7 @@
           </w:tcPr>
           <w:p>
             <w:r>
-              <w:t>{nonTaxable}</w:t>
+              <w:t>{lineNonTaxable}</w:t>
             </w:r>
           </w:p>
         </w:tc>
@@ -1470,7 +1470,11 @@
               <w:end w:w="80" w:type="dxa"/>
             </w:tcMar>
           </w:tcPr>
-          <w:p/>
+          <w:p>
+            <w:r>
+              <w:t>{amountHTTaxableCol}</w:t>
+            </w:r>
+          </w:p>
         </w:tc>
         <w:tc>
           <w:tcPr>
@@ -1490,7 +1494,7 @@
           </w:tcPr>
           <w:p>
             <w:r>
-              <w:t>{amountHT} DHS</w:t>
+              <w:t>{amountHTNonTaxableCol}</w:t>
             </w:r>
           </w:p>
         </w:tc>
@@ -1548,7 +1552,11 @@
               <w:end w:w="80" w:type="dxa"/>
             </w:tcMar>
           </w:tcPr>
-          <w:p/>
+          <w:p>
+            <w:r>
+              <w:t>{amountTVATaxableCol}</w:t>
+            </w:r>
+          </w:p>
         </w:tc>
         <w:tc>
           <w:tcPr>
@@ -1568,7 +1576,7 @@
           </w:tcPr>
           <w:p>
             <w:r>
-              <w:t>{amountTVA} DHS</w:t>
+              <w:t>{amountTVANonTaxableCol}</w:t>
             </w:r>
           </w:p>
         </w:tc>
@@ -1626,7 +1634,11 @@
               <w:end w:w="80" w:type="dxa"/>
             </w:tcMar>
           </w:tcPr>
-          <w:p/>
+          <w:p>
+            <w:r>
+              <w:t>{amountTTCTaxableCol}</w:t>
+            </w:r>
+          </w:p>
         </w:tc>
         <w:tc>
           <w:tcPr>
@@ -1646,7 +1658,7 @@
           </w:tcPr>
           <w:p>
             <w:r>
-              <w:t>{amountTTC} DHS</w:t>
+              <w:t>{amountTTCNonTaxableCol}</w:t>
             </w:r>
           </w:p>
         </w:tc>
@@ -1809,30 +1821,6 @@
                 <w:sz w:val="15"/>
               </w:rPr>
               <w:t>FRET AÉRIEN</w:t>
-            </w:r>
-          </w:p>
-          <w:p>
-            <w:pPr>
-              <w:spacing w:after="20"/>
-              <w:jc w:val="left"/>
-            </w:pPr>
-            <w:r>
-              <w:rPr>
-                <w:rFonts w:ascii="Aptos" w:hAnsi="Aptos"/>
-                <w:b/>
-                <w:color w:val="167A8B"/>
-                <w:sz w:val="22"/>
-              </w:rPr>
-              <w:t xml:space="preserve">▰  </w:t>
-            </w:r>
-            <w:r>
-              <w:rPr>
-                <w:rFonts w:ascii="Aptos" w:hAnsi="Aptos"/>
-                <w:b/>
-                <w:color w:val="082E67"/>
-                <w:sz w:val="15"/>
-              </w:rPr>
-              <w:t>FRET MARITIME</w:t>
             </w:r>
           </w:p>
           <w:p>
